--- a/docs/manual-reporte-definible/Manual_Usuario_AnitaERP_Reportes_Definibles.docx
+++ b/docs/manual-reporte-definible/Manual_Usuario_AnitaERP_Reportes_Definibles.docx
@@ -1172,6 +1172,64 @@
       </w:r>
       <w:bookmarkEnd w:id="4"/>
     </w:p>
+    <w:p>
+      <w:pPr>
+        <w:jc w:val="center"/>
+      </w:pPr>
+      <w:r>
+        <w:pict>
+          <v:shape type="#_x0000_t75" stroked="f" style="width:450pt; height:267.1875pt; margin-left:0pt; margin-top:0pt; mso-position-horizontal:left; mso-position-vertical:top; mso-position-horizontal-relative:char; mso-position-vertical-relative:line;">
+            <w10:wrap type="inline"/>
+            <v:imagedata r:id="rId7" o:title=""/>
+          </v:shape>
+        </w:pict>
+      </w:r>
+    </w:p>
+    <w:p>
+      <w:pPr>
+        <w:jc w:val="center"/>
+      </w:pPr>
+      <w:r>
+        <w:rPr>
+          <w:color w:val="666666"/>
+          <w:sz w:val="18"/>
+          <w:szCs w:val="18"/>
+          <w:i w:val="1"/>
+          <w:iCs w:val="1"/>
+        </w:rPr>
+        <w:t xml:space="preserve">Catálogo de informes definibles</w:t>
+      </w:r>
+    </w:p>
+    <w:p/>
+    <w:p>
+      <w:pPr>
+        <w:jc w:val="center"/>
+      </w:pPr>
+      <w:r>
+        <w:pict>
+          <v:shape type="#_x0000_t75" stroked="f" style="width:450pt; height:267.1875pt; margin-left:0pt; margin-top:0pt; mso-position-horizontal:left; mso-position-vertical:top; mso-position-horizontal-relative:char; mso-position-vertical-relative:line;">
+            <w10:wrap type="inline"/>
+            <v:imagedata r:id="rId7" o:title=""/>
+          </v:shape>
+        </w:pict>
+      </w:r>
+    </w:p>
+    <w:p>
+      <w:pPr>
+        <w:jc w:val="center"/>
+      </w:pPr>
+      <w:r>
+        <w:rPr>
+          <w:color w:val="666666"/>
+          <w:sz w:val="18"/>
+          <w:szCs w:val="18"/>
+          <w:i w:val="1"/>
+          <w:iCs w:val="1"/>
+        </w:rPr>
+        <w:t xml:space="preserve">Catálogo de informes definibles</w:t>
+      </w:r>
+    </w:p>
+    <w:p/>
     <w:p>
       <w:pPr>
         <w:jc w:val="both"/>
@@ -2108,6 +2166,64 @@
     </w:p>
     <w:p>
       <w:pPr>
+        <w:jc w:val="center"/>
+      </w:pPr>
+      <w:r>
+        <w:pict>
+          <v:shape type="#_x0000_t75" stroked="f" style="width:450pt; height:267.1875pt; margin-left:0pt; margin-top:0pt; mso-position-horizontal:left; mso-position-vertical:top; mso-position-horizontal-relative:char; mso-position-vertical-relative:line;">
+            <w10:wrap type="inline"/>
+            <v:imagedata r:id="rId8" o:title=""/>
+          </v:shape>
+        </w:pict>
+      </w:r>
+    </w:p>
+    <w:p>
+      <w:pPr>
+        <w:jc w:val="center"/>
+      </w:pPr>
+      <w:r>
+        <w:rPr>
+          <w:color w:val="666666"/>
+          <w:sz w:val="18"/>
+          <w:szCs w:val="18"/>
+          <w:i w:val="1"/>
+          <w:iCs w:val="1"/>
+        </w:rPr>
+        <w:t xml:space="preserve">Diseñar: árbol de rubros y cuentas</w:t>
+      </w:r>
+    </w:p>
+    <w:p/>
+    <w:p>
+      <w:pPr>
+        <w:jc w:val="center"/>
+      </w:pPr>
+      <w:r>
+        <w:pict>
+          <v:shape type="#_x0000_t75" stroked="f" style="width:450pt; height:267.1875pt; margin-left:0pt; margin-top:0pt; mso-position-horizontal:left; mso-position-vertical:top; mso-position-horizontal-relative:char; mso-position-vertical-relative:line;">
+            <w10:wrap type="inline"/>
+            <v:imagedata r:id="rId8" o:title=""/>
+          </v:shape>
+        </w:pict>
+      </w:r>
+    </w:p>
+    <w:p>
+      <w:pPr>
+        <w:jc w:val="center"/>
+      </w:pPr>
+      <w:r>
+        <w:rPr>
+          <w:color w:val="666666"/>
+          <w:sz w:val="18"/>
+          <w:szCs w:val="18"/>
+          <w:i w:val="1"/>
+          <w:iCs w:val="1"/>
+        </w:rPr>
+        <w:t xml:space="preserve">Diseñar: árbol de rubros y cuentas</w:t>
+      </w:r>
+    </w:p>
+    <w:p/>
+    <w:p>
+      <w:pPr>
         <w:jc w:val="both"/>
         <w:spacing w:after="120"/>
       </w:pPr>
@@ -4794,6 +4910,64 @@
       </w:r>
       <w:bookmarkEnd w:id="8"/>
     </w:p>
+    <w:p>
+      <w:pPr>
+        <w:jc w:val="center"/>
+      </w:pPr>
+      <w:r>
+        <w:pict>
+          <v:shape type="#_x0000_t75" stroked="f" style="width:450pt; height:267.1875pt; margin-left:0pt; margin-top:0pt; mso-position-horizontal:left; mso-position-vertical:top; mso-position-horizontal-relative:char; mso-position-vertical-relative:line;">
+            <w10:wrap type="inline"/>
+            <v:imagedata r:id="rId9" o:title=""/>
+          </v:shape>
+        </w:pict>
+      </w:r>
+    </w:p>
+    <w:p>
+      <w:pPr>
+        <w:jc w:val="center"/>
+      </w:pPr>
+      <w:r>
+        <w:rPr>
+          <w:color w:val="666666"/>
+          <w:sz w:val="18"/>
+          <w:szCs w:val="18"/>
+          <w:i w:val="1"/>
+          <w:iCs w:val="1"/>
+        </w:rPr>
+        <w:t xml:space="preserve">Pantalla de ejecución con filtros y resultado</w:t>
+      </w:r>
+    </w:p>
+    <w:p/>
+    <w:p>
+      <w:pPr>
+        <w:jc w:val="center"/>
+      </w:pPr>
+      <w:r>
+        <w:pict>
+          <v:shape type="#_x0000_t75" stroked="f" style="width:450pt; height:267.1875pt; margin-left:0pt; margin-top:0pt; mso-position-horizontal:left; mso-position-vertical:top; mso-position-horizontal-relative:char; mso-position-vertical-relative:line;">
+            <w10:wrap type="inline"/>
+            <v:imagedata r:id="rId9" o:title=""/>
+          </v:shape>
+        </w:pict>
+      </w:r>
+    </w:p>
+    <w:p>
+      <w:pPr>
+        <w:jc w:val="center"/>
+      </w:pPr>
+      <w:r>
+        <w:rPr>
+          <w:color w:val="666666"/>
+          <w:sz w:val="18"/>
+          <w:szCs w:val="18"/>
+          <w:i w:val="1"/>
+          <w:iCs w:val="1"/>
+        </w:rPr>
+        <w:t xml:space="preserve">Pantalla de ejecución con filtros y resultado</w:t>
+      </w:r>
+    </w:p>
+    <w:p/>
     <w:p>
       <w:pPr>
         <w:jc w:val="both"/>
